--- a/Advanced Reactor Materials/Fall2025/Project Topics.docx
+++ b/Advanced Reactor Materials/Fall2025/Project Topics.docx
@@ -8,120 +8,107 @@
       </w:r>
     </w:p>
     <w:p/>
-    <w:p>
-      <w:r>
-        <w:t xml:space="preserve">The role and effect of silver in </w:t>
-      </w:r>
+    <w:p/>
+    <w:p>
+      <w:r>
+        <w:t>Best ones:</w:t>
+      </w:r>
+    </w:p>
+    <w:p>
       <w:proofErr w:type="spellStart"/>
       <w:r>
         <w:t>SiC</w:t>
       </w:r>
       <w:proofErr w:type="spellEnd"/>
-    </w:p>
-    <w:p>
+      <w:r>
+        <w:t xml:space="preserve"> as a cladding material (non-TRISO applications)</w:t>
+      </w:r>
+    </w:p>
+    <w:p>
+      <w:r>
+        <w:t>Cermet fuel concept and applications</w:t>
+      </w:r>
+    </w:p>
+    <w:p>
+      <w:r>
+        <w:t xml:space="preserve">High temperature materials for gas reactor </w:t>
+      </w:r>
+      <w:r>
+        <w:t xml:space="preserve">intermediate </w:t>
+      </w:r>
+      <w:r>
+        <w:t>heat exchangers</w:t>
+      </w:r>
+    </w:p>
+    <w:p>
+      <w:r>
+        <w:t>Alternate geometries of metallic fuels (e.g., slotted, annular, etc.)</w:t>
+      </w:r>
+    </w:p>
+    <w:p>
+      <w:r>
+        <w:t>Swelling of stainless steel under fast fluence</w:t>
+      </w:r>
+    </w:p>
+    <w:p>
+      <w:r>
+        <w:t>Inert matrix actinide-bearing fuel concepts</w:t>
+      </w:r>
+      <w:r>
+        <w:t xml:space="preserve"> (</w:t>
+      </w:r>
       <w:proofErr w:type="spellStart"/>
       <w:r>
-        <w:rPr>
-          <w:highlight w:val="yellow"/>
-        </w:rPr>
-        <w:t>SiC</w:t>
+        <w:t>Cercer</w:t>
       </w:r>
       <w:proofErr w:type="spellEnd"/>
       <w:r>
-        <w:rPr>
-          <w:highlight w:val="yellow"/>
-        </w:rPr>
-        <w:t xml:space="preserve"> as a cladding material (non-TRISO applications)</w:t>
-      </w:r>
-    </w:p>
-    <w:p>
-      <w:r>
-        <w:t>Fission product transport in UC/UCO</w:t>
-      </w:r>
-    </w:p>
-    <w:p>
-      <w:r>
-        <w:rPr>
-          <w:highlight w:val="yellow"/>
-        </w:rPr>
-        <w:t>High temperature materials for gas reactor heat exchangers</w:t>
-      </w:r>
-    </w:p>
-    <w:p>
-      <w:r>
-        <w:t>Minor actinide bearing metallic fuels</w:t>
-      </w:r>
-    </w:p>
-    <w:p>
-      <w:r>
-        <w:rPr>
-          <w:highlight w:val="yellow"/>
-        </w:rPr>
-        <w:t>Swelling of stainless steel under fast fluence</w:t>
-      </w:r>
-    </w:p>
-    <w:p>
-      <w:r>
-        <w:rPr>
-          <w:highlight w:val="yellow"/>
-        </w:rPr>
-        <w:t>Alternate geometries of metallic fuels (e.g., slotted, annular, etc.)</w:t>
-      </w:r>
-    </w:p>
-    <w:p>
-      <w:r>
-        <w:rPr>
-          <w:highlight w:val="yellow"/>
-        </w:rPr>
-        <w:t>Inert matrix actinide-bearing fuel concepts</w:t>
-      </w:r>
-    </w:p>
-    <w:p>
-      <w:r>
-        <w:rPr>
-          <w:highlight w:val="yellow"/>
-        </w:rPr>
-        <w:t>Cermet fuel concept and applications</w:t>
-      </w:r>
-    </w:p>
-    <w:p>
-      <w:r>
-        <w:rPr>
-          <w:highlight w:val="yellow"/>
-        </w:rPr>
-        <w:t>Corrosion of stainless steel in chloride salts</w:t>
-      </w:r>
-    </w:p>
-    <w:p>
-      <w:r>
-        <w:t>Borosilicate waste glasses</w:t>
-      </w:r>
-    </w:p>
-    <w:p>
-      <w:r>
-        <w:rPr>
-          <w:highlight w:val="yellow"/>
-        </w:rPr>
-        <w:t xml:space="preserve">Corrosion in supercritical </w:t>
-      </w:r>
-      <w:proofErr w:type="gramStart"/>
-      <w:r>
-        <w:rPr>
-          <w:highlight w:val="yellow"/>
-        </w:rPr>
-        <w:t>water cooled</w:t>
-      </w:r>
-      <w:proofErr w:type="gramEnd"/>
-      <w:r>
-        <w:rPr>
-          <w:highlight w:val="yellow"/>
-        </w:rPr>
-        <w:t xml:space="preserve"> reactors</w:t>
+        <w:t>)</w:t>
       </w:r>
     </w:p>
     <w:p/>
     <w:p/>
+    <w:p>
+      <w:r>
+        <w:t>Others:</w:t>
+      </w:r>
+    </w:p>
     <w:p/>
+    <w:p>
+      <w:r>
+        <w:t xml:space="preserve">The role and effect of silver in </w:t>
+      </w:r>
+      <w:proofErr w:type="spellStart"/>
+      <w:r>
+        <w:t>SiC</w:t>
+      </w:r>
+      <w:proofErr w:type="spellEnd"/>
+    </w:p>
+    <w:p>
+      <w:r>
+        <w:t>Fission product transport in UC/UCO</w:t>
+      </w:r>
+    </w:p>
+    <w:p>
+      <w:r>
+        <w:t>Minor actinide bearing metallic fuels</w:t>
+      </w:r>
+    </w:p>
+    <w:p>
+      <w:r>
+        <w:t>Corrosion of stainless steel in chloride salts</w:t>
+      </w:r>
+    </w:p>
+    <w:p>
+      <w:r>
+        <w:t>Borosilicate waste glasses</w:t>
+      </w:r>
+    </w:p>
+    <w:p>
+      <w:r>
+        <w:t>Corrosion in supercritical water-cooled reactors</w:t>
+      </w:r>
+    </w:p>
     <w:p/>
     <w:sectPr>
       <w:pgSz w:w="12240" w:h="15840"/>
